--- a/C#Files/ArraysAndCollections/ArraysAndCollectionsExercises.docx
+++ b/C#Files/ArraysAndCollections/ArraysAndCollectionsExercises.docx
@@ -4,6 +4,81 @@
   <w:body>
     <w:p>
       <w:pPr>
+        <w:spacing w:line="300" w:lineRule="atLeast"/>
+        <w:rPr>
+          <w:b/>
+          <w:bCs/>
+          <w:sz w:val="36"/>
+          <w:szCs w:val="36"/>
+        </w:rPr>
+      </w:pPr>
+      <w:r>
+        <w:rPr>
+          <w:b/>
+          <w:bCs/>
+          <w:sz w:val="36"/>
+          <w:szCs w:val="36"/>
+        </w:rPr>
+        <w:t xml:space="preserve">Working with </w:t>
+      </w:r>
+      <w:r>
+        <w:rPr>
+          <w:b/>
+          <w:bCs/>
+          <w:sz w:val="36"/>
+          <w:szCs w:val="36"/>
+        </w:rPr>
+        <w:t xml:space="preserve">Arrays </w:t>
+      </w:r>
+      <w:r>
+        <w:rPr>
+          <w:b/>
+          <w:bCs/>
+          <w:sz w:val="36"/>
+          <w:szCs w:val="36"/>
+        </w:rPr>
+        <w:t xml:space="preserve">and </w:t>
+      </w:r>
+      <w:r>
+        <w:rPr>
+          <w:b/>
+          <w:bCs/>
+          <w:sz w:val="36"/>
+          <w:szCs w:val="36"/>
+        </w:rPr>
+        <w:t>Collections</w:t>
+      </w:r>
+    </w:p>
+    <w:p>
+      <w:pPr>
+        <w:spacing w:line="300" w:lineRule="atLeast"/>
+      </w:pPr>
+      <w:r>
+        <w:t xml:space="preserve">Write a separate method for each </w:t>
+      </w:r>
+      <w:r>
+        <w:rPr>
+          <w:b/>
+          <w:bCs/>
+          <w:i/>
+          <w:iCs/>
+        </w:rPr>
+        <w:t>Part</w:t>
+      </w:r>
+      <w:r>
+        <w:t xml:space="preserve"> and call each one from Main. After confirming that a method works correctly, you can comment </w:t>
+      </w:r>
+      <w:proofErr w:type="gramStart"/>
+      <w:r>
+        <w:t>out</w:t>
+      </w:r>
+      <w:proofErr w:type="gramEnd"/>
+      <w:r>
+        <w:t xml:space="preserve"> its call to focus on testing a different method.</w:t>
+      </w:r>
+    </w:p>
+    <w:p>
+      <w:pPr>
         <w:spacing w:before="100" w:beforeAutospacing="1" w:after="100" w:afterAutospacing="1" w:line="240" w:lineRule="auto"/>
         <w:outlineLvl w:val="0"/>
         <w:rPr>
@@ -11,8 +86,8 @@
           <w:b/>
           <w:bCs/>
           <w:kern w:val="36"/>
-          <w:sz w:val="44"/>
-          <w:szCs w:val="44"/>
+          <w:sz w:val="40"/>
+          <w:szCs w:val="40"/>
           <w14:ligatures w14:val="none"/>
         </w:rPr>
       </w:pPr>
@@ -22,11 +97,11 @@
           <w:b/>
           <w:bCs/>
           <w:kern w:val="36"/>
-          <w:sz w:val="44"/>
-          <w:szCs w:val="44"/>
-          <w14:ligatures w14:val="none"/>
-        </w:rPr>
-        <w:t>Part 1</w:t>
+          <w:sz w:val="40"/>
+          <w:szCs w:val="40"/>
+          <w14:ligatures w14:val="none"/>
+        </w:rPr>
+        <w:t>Part 1: One</w:t>
       </w:r>
       <w:r>
         <w:rPr>
@@ -34,32 +109,8 @@
           <w:b/>
           <w:bCs/>
           <w:kern w:val="36"/>
-          <w:sz w:val="44"/>
-          <w:szCs w:val="44"/>
-          <w14:ligatures w14:val="none"/>
-        </w:rPr>
-        <w:t xml:space="preserve">: </w:t>
-      </w:r>
-      <w:r>
-        <w:rPr>
-          <w:rFonts w:eastAsia="Times New Roman" w:cs="Times New Roman"/>
-          <w:b/>
-          <w:bCs/>
-          <w:kern w:val="36"/>
-          <w:sz w:val="44"/>
-          <w:szCs w:val="44"/>
-          <w14:ligatures w14:val="none"/>
-        </w:rPr>
-        <w:t>One</w:t>
-      </w:r>
-      <w:r>
-        <w:rPr>
-          <w:rFonts w:eastAsia="Times New Roman" w:cs="Times New Roman"/>
-          <w:b/>
-          <w:bCs/>
-          <w:kern w:val="36"/>
-          <w:sz w:val="44"/>
-          <w:szCs w:val="44"/>
+          <w:sz w:val="40"/>
+          <w:szCs w:val="40"/>
           <w14:ligatures w14:val="none"/>
         </w:rPr>
         <w:noBreakHyphen/>
@@ -173,17 +224,7 @@
           <w:kern w:val="0"/>
           <w14:ligatures w14:val="none"/>
         </w:rPr>
-        <w:t>ArraysCollections</w:t>
-      </w:r>
-      <w:r>
-        <w:rPr>
-          <w:rFonts w:eastAsia="Times New Roman" w:cs="Times New Roman"/>
-          <w:b/>
-          <w:bCs/>
-          <w:kern w:val="0"/>
-          <w14:ligatures w14:val="none"/>
-        </w:rPr>
-        <w:t>Lab</w:t>
+        <w:t>ArraysCollectionsLab</w:t>
       </w:r>
       <w:proofErr w:type="spellEnd"/>
     </w:p>
@@ -731,8 +772,8 @@
           <w:b/>
           <w:bCs/>
           <w:kern w:val="36"/>
-          <w:sz w:val="44"/>
-          <w:szCs w:val="44"/>
+          <w:sz w:val="40"/>
+          <w:szCs w:val="40"/>
           <w14:ligatures w14:val="none"/>
         </w:rPr>
       </w:pPr>
@@ -742,35 +783,11 @@
           <w:b/>
           <w:bCs/>
           <w:kern w:val="36"/>
-          <w:sz w:val="44"/>
-          <w:szCs w:val="44"/>
-          <w14:ligatures w14:val="none"/>
-        </w:rPr>
-        <w:t>Part 2</w:t>
-      </w:r>
-      <w:r>
-        <w:rPr>
-          <w:rFonts w:eastAsia="Times New Roman" w:cs="Times New Roman"/>
-          <w:b/>
-          <w:bCs/>
-          <w:kern w:val="36"/>
-          <w:sz w:val="44"/>
-          <w:szCs w:val="44"/>
-          <w14:ligatures w14:val="none"/>
-        </w:rPr>
-        <w:t xml:space="preserve">: </w:t>
-      </w:r>
-      <w:r>
-        <w:rPr>
-          <w:rFonts w:eastAsia="Times New Roman" w:cs="Times New Roman"/>
-          <w:b/>
-          <w:bCs/>
-          <w:kern w:val="36"/>
-          <w:sz w:val="44"/>
-          <w:szCs w:val="44"/>
-          <w14:ligatures w14:val="none"/>
-        </w:rPr>
-        <w:t>Rectangular Arrays</w:t>
+          <w:sz w:val="40"/>
+          <w:szCs w:val="40"/>
+          <w14:ligatures w14:val="none"/>
+        </w:rPr>
+        <w:t>Part 2: Rectangular Arrays</w:t>
       </w:r>
     </w:p>
     <w:p>
@@ -917,22 +934,14 @@
     <w:p>
       <w:pPr>
         <w:spacing w:before="100" w:beforeAutospacing="1" w:after="100" w:afterAutospacing="1" w:line="240" w:lineRule="auto"/>
-        <w:rPr>
-          <w:rFonts w:eastAsia="Times New Roman" w:cs="Times New Roman"/>
-          <w:kern w:val="0"/>
-          <w14:ligatures w14:val="none"/>
-        </w:rPr>
-      </w:pPr>
-    </w:p>
-    <w:p>
-      <w:pPr>
+        <w:outlineLvl w:val="0"/>
         <w:rPr>
           <w:rFonts w:eastAsia="Times New Roman" w:cs="Times New Roman"/>
           <w:b/>
           <w:bCs/>
           <w:kern w:val="36"/>
-          <w:sz w:val="44"/>
-          <w:szCs w:val="44"/>
+          <w:sz w:val="40"/>
+          <w:szCs w:val="40"/>
           <w14:ligatures w14:val="none"/>
         </w:rPr>
       </w:pPr>
@@ -942,63 +951,12 @@
           <w:b/>
           <w:bCs/>
           <w:kern w:val="36"/>
-          <w:sz w:val="44"/>
-          <w:szCs w:val="44"/>
-          <w14:ligatures w14:val="none"/>
-        </w:rPr>
-        <w:br w:type="page"/>
-      </w:r>
-    </w:p>
-    <w:p>
-      <w:pPr>
-        <w:spacing w:before="100" w:beforeAutospacing="1" w:after="100" w:afterAutospacing="1" w:line="240" w:lineRule="auto"/>
-        <w:outlineLvl w:val="0"/>
-        <w:rPr>
-          <w:rFonts w:eastAsia="Times New Roman" w:cs="Times New Roman"/>
-          <w:b/>
-          <w:bCs/>
-          <w:kern w:val="36"/>
-          <w:sz w:val="44"/>
-          <w:szCs w:val="44"/>
-          <w14:ligatures w14:val="none"/>
-        </w:rPr>
-      </w:pPr>
-      <w:r>
-        <w:rPr>
-          <w:rFonts w:eastAsia="Times New Roman" w:cs="Times New Roman"/>
-          <w:b/>
-          <w:bCs/>
-          <w:kern w:val="36"/>
-          <w:sz w:val="44"/>
-          <w:szCs w:val="44"/>
+          <w:sz w:val="40"/>
+          <w:szCs w:val="40"/>
           <w14:ligatures w14:val="none"/>
         </w:rPr>
         <w:lastRenderedPageBreak/>
-        <w:t>Part 3</w:t>
-      </w:r>
-      <w:r>
-        <w:rPr>
-          <w:rFonts w:eastAsia="Times New Roman" w:cs="Times New Roman"/>
-          <w:b/>
-          <w:bCs/>
-          <w:kern w:val="36"/>
-          <w:sz w:val="44"/>
-          <w:szCs w:val="44"/>
-          <w14:ligatures w14:val="none"/>
-        </w:rPr>
-        <w:t xml:space="preserve">: </w:t>
-      </w:r>
-      <w:r>
-        <w:rPr>
-          <w:rFonts w:eastAsia="Times New Roman" w:cs="Times New Roman"/>
-          <w:b/>
-          <w:bCs/>
-          <w:kern w:val="36"/>
-          <w:sz w:val="44"/>
-          <w:szCs w:val="44"/>
-          <w14:ligatures w14:val="none"/>
-        </w:rPr>
-        <w:t>Array Operations</w:t>
+        <w:t>Part 3: Array Operations</w:t>
       </w:r>
     </w:p>
     <w:p>
@@ -1388,8 +1346,8 @@
           <w:b/>
           <w:bCs/>
           <w:kern w:val="36"/>
-          <w:sz w:val="44"/>
-          <w:szCs w:val="44"/>
+          <w:sz w:val="40"/>
+          <w:szCs w:val="40"/>
           <w14:ligatures w14:val="none"/>
         </w:rPr>
       </w:pPr>
@@ -1399,35 +1357,11 @@
           <w:b/>
           <w:bCs/>
           <w:kern w:val="36"/>
-          <w:sz w:val="44"/>
-          <w:szCs w:val="44"/>
-          <w14:ligatures w14:val="none"/>
-        </w:rPr>
-        <w:t>Part 4</w:t>
-      </w:r>
-      <w:r>
-        <w:rPr>
-          <w:rFonts w:eastAsia="Times New Roman" w:cs="Times New Roman"/>
-          <w:b/>
-          <w:bCs/>
-          <w:kern w:val="36"/>
-          <w:sz w:val="44"/>
-          <w:szCs w:val="44"/>
-          <w14:ligatures w14:val="none"/>
-        </w:rPr>
-        <w:t xml:space="preserve">: </w:t>
-      </w:r>
-      <w:r>
-        <w:rPr>
-          <w:rFonts w:eastAsia="Times New Roman" w:cs="Times New Roman"/>
-          <w:b/>
-          <w:bCs/>
-          <w:kern w:val="36"/>
-          <w:sz w:val="44"/>
-          <w:szCs w:val="44"/>
-          <w14:ligatures w14:val="none"/>
-        </w:rPr>
-        <w:t>Lists</w:t>
+          <w:sz w:val="40"/>
+          <w:szCs w:val="40"/>
+          <w14:ligatures w14:val="none"/>
+        </w:rPr>
+        <w:t>Part 4: Lists</w:t>
       </w:r>
     </w:p>
     <w:p>
@@ -1748,8 +1682,8 @@
           <w:b/>
           <w:bCs/>
           <w:kern w:val="36"/>
-          <w:sz w:val="44"/>
-          <w:szCs w:val="44"/>
+          <w:sz w:val="40"/>
+          <w:szCs w:val="40"/>
           <w14:ligatures w14:val="none"/>
         </w:rPr>
       </w:pPr>
@@ -1759,8 +1693,8 @@
           <w:b/>
           <w:bCs/>
           <w:kern w:val="36"/>
-          <w:sz w:val="44"/>
-          <w:szCs w:val="44"/>
+          <w:sz w:val="40"/>
+          <w:szCs w:val="40"/>
           <w14:ligatures w14:val="none"/>
         </w:rPr>
         <w:lastRenderedPageBreak/>
@@ -1772,8 +1706,8 @@
           <w:b/>
           <w:bCs/>
           <w:kern w:val="36"/>
-          <w:sz w:val="44"/>
-          <w:szCs w:val="44"/>
+          <w:sz w:val="40"/>
+          <w:szCs w:val="40"/>
           <w14:ligatures w14:val="none"/>
         </w:rPr>
         <w:t xml:space="preserve">: </w:t>
@@ -1785,8 +1719,8 @@
           <w:b/>
           <w:bCs/>
           <w:kern w:val="36"/>
-          <w:sz w:val="44"/>
-          <w:szCs w:val="44"/>
+          <w:sz w:val="40"/>
+          <w:szCs w:val="40"/>
           <w14:ligatures w14:val="none"/>
         </w:rPr>
         <w:t>SortedList</w:t>
@@ -1798,8 +1732,8 @@
           <w:b/>
           <w:bCs/>
           <w:kern w:val="36"/>
-          <w:sz w:val="44"/>
-          <w:szCs w:val="44"/>
+          <w:sz w:val="40"/>
+          <w:szCs w:val="40"/>
           <w14:ligatures w14:val="none"/>
         </w:rPr>
         <w:t>&lt;</w:t>
@@ -1811,8 +1745,8 @@
           <w:b/>
           <w:bCs/>
           <w:kern w:val="36"/>
-          <w:sz w:val="44"/>
-          <w:szCs w:val="44"/>
+          <w:sz w:val="40"/>
+          <w:szCs w:val="40"/>
           <w14:ligatures w14:val="none"/>
         </w:rPr>
         <w:t>TKey</w:t>
@@ -1824,8 +1758,8 @@
           <w:b/>
           <w:bCs/>
           <w:kern w:val="36"/>
-          <w:sz w:val="44"/>
-          <w:szCs w:val="44"/>
+          <w:sz w:val="40"/>
+          <w:szCs w:val="40"/>
           <w14:ligatures w14:val="none"/>
         </w:rPr>
         <w:t>, TValue&gt;</w:t>
@@ -2067,8 +2001,8 @@
           <w:b/>
           <w:bCs/>
           <w:kern w:val="36"/>
-          <w:sz w:val="44"/>
-          <w:szCs w:val="44"/>
+          <w:sz w:val="40"/>
+          <w:szCs w:val="40"/>
           <w14:ligatures w14:val="none"/>
         </w:rPr>
       </w:pPr>
@@ -2078,8 +2012,8 @@
           <w:b/>
           <w:bCs/>
           <w:kern w:val="36"/>
-          <w:sz w:val="44"/>
-          <w:szCs w:val="44"/>
+          <w:sz w:val="40"/>
+          <w:szCs w:val="40"/>
           <w14:ligatures w14:val="none"/>
         </w:rPr>
         <w:t>Part 6</w:t>
@@ -2090,8 +2024,8 @@
           <w:b/>
           <w:bCs/>
           <w:kern w:val="36"/>
-          <w:sz w:val="44"/>
-          <w:szCs w:val="44"/>
+          <w:sz w:val="40"/>
+          <w:szCs w:val="40"/>
           <w14:ligatures w14:val="none"/>
         </w:rPr>
         <w:t xml:space="preserve">: </w:t>
@@ -2102,8 +2036,8 @@
           <w:b/>
           <w:bCs/>
           <w:kern w:val="36"/>
-          <w:sz w:val="44"/>
-          <w:szCs w:val="44"/>
+          <w:sz w:val="40"/>
+          <w:szCs w:val="40"/>
           <w14:ligatures w14:val="none"/>
         </w:rPr>
         <w:t>Queue and Stack</w:t>
@@ -2368,8 +2302,8 @@
           <w:b/>
           <w:bCs/>
           <w:kern w:val="36"/>
-          <w:sz w:val="44"/>
-          <w:szCs w:val="44"/>
+          <w:sz w:val="40"/>
+          <w:szCs w:val="40"/>
           <w14:ligatures w14:val="none"/>
         </w:rPr>
       </w:pPr>
@@ -2379,8 +2313,8 @@
           <w:b/>
           <w:bCs/>
           <w:kern w:val="36"/>
-          <w:sz w:val="44"/>
-          <w:szCs w:val="44"/>
+          <w:sz w:val="40"/>
+          <w:szCs w:val="40"/>
           <w14:ligatures w14:val="none"/>
         </w:rPr>
         <w:t>Part 7</w:t>
@@ -2391,8 +2325,8 @@
           <w:b/>
           <w:bCs/>
           <w:kern w:val="36"/>
-          <w:sz w:val="44"/>
-          <w:szCs w:val="44"/>
+          <w:sz w:val="40"/>
+          <w:szCs w:val="40"/>
           <w14:ligatures w14:val="none"/>
         </w:rPr>
         <w:t xml:space="preserve">: </w:t>
@@ -2404,8 +2338,8 @@
           <w:b/>
           <w:bCs/>
           <w:kern w:val="36"/>
-          <w:sz w:val="44"/>
-          <w:szCs w:val="44"/>
+          <w:sz w:val="40"/>
+          <w:szCs w:val="40"/>
           <w14:ligatures w14:val="none"/>
         </w:rPr>
         <w:t>ArrayList</w:t>
@@ -2417,8 +2351,8 @@
           <w:b/>
           <w:bCs/>
           <w:kern w:val="36"/>
-          <w:sz w:val="44"/>
-          <w:szCs w:val="44"/>
+          <w:sz w:val="40"/>
+          <w:szCs w:val="40"/>
           <w14:ligatures w14:val="none"/>
         </w:rPr>
         <w:t xml:space="preserve"> (Untyped Collection)</w:t>
